--- a/Lab4/STUDENT PROCEDURAL MANUAL - Lab 4.docx
+++ b/Lab4/STUDENT PROCEDURAL MANUAL - Lab 4.docx
@@ -191,7 +191,7 @@
                                     </pic:cNvPicPr>
                                   </pic:nvPicPr>
                                   <pic:blipFill>
-                                    <a:blip r:embed="rId7">
+                                    <a:blip r:embed="rId8">
                                       <a:extLst>
                                         <a:ext uri="{28A0092B-C50C-407E-A947-70E740481C1C}">
                                           <a14:useLocalDpi xmlns:a14="http://schemas.microsoft.com/office/drawing/2010/main" val="0"/>
@@ -8534,7 +8534,7 @@
           <w:szCs w:val="21"/>
         </w:rPr>
       </w:pPr>
-      <w:hyperlink r:id="rId8" w:anchor="numpy.ndarray" w:tooltip="numpy.ndarray" w:history="1">
+      <w:hyperlink r:id="rId9" w:anchor="numpy.ndarray" w:tooltip="numpy.ndarray" w:history="1">
         <w:proofErr w:type="spellStart"/>
         <w:r>
           <w:rPr>
@@ -8574,7 +8574,7 @@
         </w:rPr>
         <w:t xml:space="preserve"> </w:t>
       </w:r>
-      <w:hyperlink r:id="rId9" w:anchor="skimage.data.moon" w:tooltip="skimage.data.moon" w:history="1">
+      <w:hyperlink r:id="rId10" w:anchor="skimage.data.moon" w:tooltip="skimage.data.moon" w:history="1">
         <w:proofErr w:type="spellStart"/>
         <w:r>
           <w:rPr>
@@ -8735,7 +8735,7 @@
           <w:szCs w:val="21"/>
         </w:rPr>
       </w:pPr>
-      <w:hyperlink r:id="rId10" w:anchor="numpy.float64" w:tooltip="numpy.float64" w:history="1">
+      <w:hyperlink r:id="rId11" w:anchor="numpy.float64" w:tooltip="numpy.float64" w:history="1">
         <w:r>
           <w:rPr>
             <w:rStyle w:val="n"/>
@@ -8766,7 +8766,7 @@
         </w:rPr>
         <w:t xml:space="preserve"> </w:t>
       </w:r>
-      <w:hyperlink r:id="rId11" w:anchor="numpy.float64" w:tooltip="numpy.float64" w:history="1">
+      <w:hyperlink r:id="rId12" w:anchor="numpy.float64" w:tooltip="numpy.float64" w:history="1">
         <w:r>
           <w:rPr>
             <w:rStyle w:val="n"/>
@@ -8805,7 +8805,7 @@
         </w:rPr>
         <w:t xml:space="preserve"> </w:t>
       </w:r>
-      <w:hyperlink r:id="rId12" w:anchor="numpy.percentile" w:tooltip="numpy.percentile" w:history="1">
+      <w:hyperlink r:id="rId13" w:anchor="numpy.percentile" w:tooltip="numpy.percentile" w:history="1">
         <w:proofErr w:type="spellStart"/>
         <w:r>
           <w:rPr>
@@ -8963,7 +8963,7 @@
           <w:szCs w:val="21"/>
         </w:rPr>
       </w:pPr>
-      <w:hyperlink r:id="rId13" w:anchor="numpy.ndarray" w:tooltip="numpy.ndarray" w:history="1">
+      <w:hyperlink r:id="rId14" w:anchor="numpy.ndarray" w:tooltip="numpy.ndarray" w:history="1">
         <w:proofErr w:type="spellStart"/>
         <w:r>
           <w:rPr>
@@ -9003,7 +9003,7 @@
         </w:rPr>
         <w:t xml:space="preserve"> </w:t>
       </w:r>
-      <w:hyperlink r:id="rId14" w:anchor="skimage.exposure.rescale_intensity" w:tooltip="skimage.exposure.rescale_intensity" w:history="1">
+      <w:hyperlink r:id="rId15" w:anchor="skimage.exposure.rescale_intensity" w:tooltip="skimage.exposure.rescale_intensity" w:history="1">
         <w:proofErr w:type="spellStart"/>
         <w:r>
           <w:rPr>
@@ -9124,7 +9124,7 @@
         </w:rPr>
         <w:t>(</w:t>
       </w:r>
-      <w:hyperlink r:id="rId15" w:anchor="numpy.float64" w:tooltip="numpy.float64" w:history="1">
+      <w:hyperlink r:id="rId16" w:anchor="numpy.float64" w:tooltip="numpy.float64" w:history="1">
         <w:r>
           <w:rPr>
             <w:rStyle w:val="n"/>
@@ -9155,7 +9155,7 @@
         </w:rPr>
         <w:t xml:space="preserve"> </w:t>
       </w:r>
-      <w:hyperlink r:id="rId16" w:anchor="numpy.float64" w:tooltip="numpy.float64" w:history="1">
+      <w:hyperlink r:id="rId17" w:anchor="numpy.float64" w:tooltip="numpy.float64" w:history="1">
         <w:r>
           <w:rPr>
             <w:rStyle w:val="n"/>
@@ -11434,7 +11434,7 @@
         </w:rPr>
         <w:t xml:space="preserve"> Using the same ‘moon image’ and the </w:t>
       </w:r>
-      <w:hyperlink r:id="rId17" w:anchor="skimage.exposure.equalize_hist" w:tooltip="skimage.exposure.equalize_hist" w:history="1">
+      <w:hyperlink r:id="rId18" w:anchor="skimage.exposure.equalize_hist" w:tooltip="skimage.exposure.equalize_hist" w:history="1">
         <w:proofErr w:type="spellStart"/>
         <w:r>
           <w:rPr>
@@ -12291,7 +12291,7 @@
           </mc:Fallback>
         </mc:AlternateContent>
       </w:r>
-      <w:hyperlink r:id="rId18" w:history="1">
+      <w:hyperlink r:id="rId19" w:history="1">
         <w:r>
           <w:rPr>
             <w:rFonts w:ascii="Calibri" w:hAnsi="Calibri" w:cs="Calibri"/>
@@ -12578,7 +12578,7 @@
           <w:color w:val="000000"/>
         </w:rPr>
       </w:pPr>
-      <w:hyperlink r:id="rId19" w:history="1">
+      <w:hyperlink r:id="rId20" w:history="1">
         <w:r>
           <w:rPr>
             <w:rStyle w:val="Hyperlink"/>
@@ -12615,7 +12615,7 @@
           <w:color w:val="000000"/>
         </w:rPr>
       </w:pPr>
-      <w:hyperlink r:id="rId20" w:history="1">
+      <w:hyperlink r:id="rId21" w:history="1">
         <w:r>
           <w:rPr>
             <w:rStyle w:val="Hyperlink"/>
@@ -12800,8 +12800,8 @@
       </w:pPr>
     </w:p>
     <w:sectPr>
-      <w:headerReference w:type="default" r:id="rId21"/>
-      <w:footerReference w:type="default" r:id="rId22"/>
+      <w:headerReference w:type="default" r:id="rId22"/>
+      <w:footerReference w:type="default" r:id="rId23"/>
       <w:pgSz w:w="11900" w:h="16860"/>
       <w:pgMar w:top="1280" w:right="1360" w:bottom="280" w:left="1360" w:header="1018" w:footer="0" w:gutter="0"/>
       <w:cols w:space="720" w:equalWidth="0">
